--- a/小野町_引継ぎ_整理済/04_算定・見込量/小野町_第10期_サービス見込量推計結果報告書_20261006.docx
+++ b/小野町_引継ぎ_整理済/04_算定・見込量/小野町_第10期_サービス見込量推計結果報告書_20261006.docx
@@ -1213,6 +1213,7 @@
     </w:p>
     <w:p>
       <w:pPr>
+        <w:pStyle w:val="Heading1"/>
         <w:keepNext/>
         <w:spacing w:before="240" w:after="100"/>
       </w:pPr>
@@ -1709,6 +1710,7 @@
     </w:p>
     <w:p>
       <w:pPr>
+        <w:pStyle w:val="Heading1"/>
         <w:keepNext/>
         <w:spacing w:before="240" w:after="100"/>
       </w:pPr>
@@ -2305,6 +2307,7 @@
     </w:p>
     <w:p>
       <w:pPr>
+        <w:pStyle w:val="Heading1"/>
         <w:keepNext/>
         <w:spacing w:before="240" w:after="100"/>
       </w:pPr>
@@ -3527,6 +3530,7 @@
     </w:p>
     <w:p>
       <w:pPr>
+        <w:pStyle w:val="Heading1"/>
         <w:keepNext/>
         <w:spacing w:before="240" w:after="100"/>
       </w:pPr>
@@ -5507,6 +5511,7 @@
     </w:p>
     <w:p>
       <w:pPr>
+        <w:pStyle w:val="Heading2"/>
         <w:keepNext/>
         <w:spacing w:before="180" w:after="100"/>
       </w:pPr>
@@ -6789,6 +6794,7 @@
     </w:p>
     <w:p>
       <w:pPr>
+        <w:pStyle w:val="Heading2"/>
         <w:keepNext/>
         <w:spacing w:before="180" w:after="100"/>
       </w:pPr>
@@ -7861,6 +7867,7 @@
     </w:p>
     <w:p>
       <w:pPr>
+        <w:pStyle w:val="Heading2"/>
         <w:keepNext/>
         <w:spacing w:before="180" w:after="100"/>
       </w:pPr>
@@ -8852,6 +8859,7 @@
     </w:p>
     <w:p>
       <w:pPr>
+        <w:pStyle w:val="Heading1"/>
         <w:keepNext/>
         <w:spacing w:before="240" w:after="100"/>
       </w:pPr>
@@ -24211,6 +24219,7 @@
     </w:p>
     <w:p>
       <w:pPr>
+        <w:pStyle w:val="Heading1"/>
         <w:keepNext/>
         <w:spacing w:before="240" w:after="100"/>
       </w:pPr>
@@ -25598,6 +25607,7 @@
     </w:p>
     <w:p>
       <w:pPr>
+        <w:pStyle w:val="Heading1"/>
         <w:keepNext/>
         <w:spacing w:before="240" w:after="100"/>
       </w:pPr>
@@ -26583,6 +26593,7 @@
     </w:p>
     <w:p>
       <w:pPr>
+        <w:pStyle w:val="Heading2"/>
         <w:keepNext/>
         <w:spacing w:before="180" w:after="100"/>
       </w:pPr>
@@ -28277,6 +28288,7 @@
     </w:p>
     <w:p>
       <w:pPr>
+        <w:pStyle w:val="Heading1"/>
         <w:keepNext/>
         <w:spacing w:before="240" w:after="100"/>
       </w:pPr>
@@ -30072,6 +30084,7 @@
     </w:p>
     <w:p>
       <w:pPr>
+        <w:pStyle w:val="Heading2"/>
         <w:keepNext/>
         <w:spacing w:before="180" w:after="100"/>
       </w:pPr>
@@ -30730,6 +30743,7 @@
     </w:p>
     <w:p>
       <w:pPr>
+        <w:pStyle w:val="Heading1"/>
         <w:keepNext/>
         <w:spacing w:before="240" w:after="100"/>
       </w:pPr>
@@ -31830,6 +31844,7 @@
     </w:p>
     <w:p>
       <w:pPr>
+        <w:pStyle w:val="Heading1"/>
         <w:keepNext/>
         <w:spacing w:before="240" w:after="100"/>
       </w:pPr>
@@ -32992,6 +33007,7 @@
     </w:p>
     <w:p>
       <w:pPr>
+        <w:pStyle w:val="Heading2"/>
         <w:keepNext/>
         <w:spacing w:before="180" w:after="100"/>
       </w:pPr>
@@ -33636,6 +33652,7 @@
     </w:p>
     <w:p>
       <w:pPr>
+        <w:pStyle w:val="Heading1"/>
         <w:keepNext/>
         <w:spacing w:before="240" w:after="100"/>
       </w:pPr>
@@ -34315,6 +34332,7 @@
     <w:rPr>
       <w:rFonts w:ascii="游ゴシック" w:hAnsi="游ゴシック" w:eastAsia="游ゴシック"/>
       <w:sz w:val="21"/>
+      <w:lang w:val="en-US" w:eastAsia="ja-JP"/>
     </w:rPr>
   </w:style>
   <w:style w:type="paragraph" w:styleId="Header">
@@ -34372,15 +34390,17 @@
     <w:pPr>
       <w:keepNext/>
       <w:keepLines/>
-      <w:spacing w:before="480" w:after="0"/>
+      <w:spacing w:before="240" w:after="100"/>
+      <w:ind w:left="0" w:firstLine="0"/>
       <w:outlineLvl w:val="0"/>
     </w:pPr>
     <w:rPr>
-      <w:rFonts w:asciiTheme="majorHAnsi" w:eastAsiaTheme="majorEastAsia" w:hAnsiTheme="majorHAnsi" w:cstheme="majorBidi"/>
+      <w:rFonts w:asciiTheme="majorHAnsi" w:eastAsiaTheme="majorEastAsia" w:hAnsiTheme="majorHAnsi" w:cstheme="majorBidi" w:ascii="游ゴシック" w:hAnsi="游ゴシック" w:eastAsia="游ゴシック"/>
       <w:b/>
       <w:bCs/>
-      <w:color w:val="365F91" w:themeColor="accent1" w:themeShade="BF"/>
-      <w:sz w:val="28"/>
+      <w:i w:val="0"/>
+      <w:color w:val="2E74B5"/>
+      <w:sz w:val="30"/>
       <w:szCs w:val="28"/>
     </w:rPr>
   </w:style>
@@ -34396,15 +34416,17 @@
     <w:pPr>
       <w:keepNext/>
       <w:keepLines/>
-      <w:spacing w:before="200" w:after="0"/>
+      <w:spacing w:before="180" w:after="100"/>
+      <w:ind w:left="0" w:firstLine="0"/>
       <w:outlineLvl w:val="1"/>
     </w:pPr>
     <w:rPr>
-      <w:rFonts w:asciiTheme="majorHAnsi" w:eastAsiaTheme="majorEastAsia" w:hAnsiTheme="majorHAnsi" w:cstheme="majorBidi"/>
+      <w:rFonts w:asciiTheme="majorHAnsi" w:eastAsiaTheme="majorEastAsia" w:hAnsiTheme="majorHAnsi" w:cstheme="majorBidi" w:ascii="游ゴシック" w:hAnsi="游ゴシック" w:eastAsia="游ゴシック"/>
       <w:b/>
       <w:bCs/>
-      <w:color w:val="4F81BD" w:themeColor="accent1"/>
-      <w:sz w:val="26"/>
+      <w:i w:val="0"/>
+      <w:color w:val="2E74B5"/>
+      <w:sz w:val="25"/>
       <w:szCs w:val="26"/>
     </w:rPr>
   </w:style>
@@ -34420,14 +34442,17 @@
     <w:pPr>
       <w:keepNext/>
       <w:keepLines/>
-      <w:spacing w:before="200" w:after="0"/>
+      <w:spacing w:before="180" w:after="80"/>
+      <w:ind w:left="0" w:firstLine="0"/>
       <w:outlineLvl w:val="2"/>
     </w:pPr>
     <w:rPr>
-      <w:rFonts w:asciiTheme="majorHAnsi" w:eastAsiaTheme="majorEastAsia" w:hAnsiTheme="majorHAnsi" w:cstheme="majorBidi"/>
+      <w:rFonts w:asciiTheme="majorHAnsi" w:eastAsiaTheme="majorEastAsia" w:hAnsiTheme="majorHAnsi" w:cstheme="majorBidi" w:ascii="游ゴシック" w:hAnsi="游ゴシック" w:eastAsia="游ゴシック"/>
       <w:b/>
       <w:bCs/>
-      <w:color w:val="4F81BD" w:themeColor="accent1"/>
+      <w:i w:val="0"/>
+      <w:color w:val="1F4D78"/>
+      <w:sz w:val="22"/>
     </w:rPr>
   </w:style>
   <w:style w:type="paragraph" w:styleId="Heading4">

--- a/小野町_引継ぎ_整理済/04_算定・見込量/小野町_第10期_サービス見込量推計結果報告書_20261006.docx
+++ b/小野町_引継ぎ_整理済/04_算定・見込量/小野町_第10期_サービス見込量推計結果報告書_20261006.docx
@@ -1586,6 +1586,7 @@
           </w:tcPr>
           <w:p>
             <w:pPr>
+              <w:keepNext/>
               <w:spacing w:before="20" w:after="20"/>
             </w:pPr>
             <w:r>
@@ -1606,6 +1607,7 @@
           </w:tcPr>
           <w:p>
             <w:pPr>
+              <w:keepNext/>
               <w:spacing w:before="20" w:after="20"/>
             </w:pPr>
             <w:r>
@@ -1626,6 +1628,7 @@
           </w:tcPr>
           <w:p>
             <w:pPr>
+              <w:keepNext/>
               <w:spacing w:before="20" w:after="20"/>
             </w:pPr>
             <w:r>
@@ -2108,6 +2111,7 @@
           </w:tcPr>
           <w:p>
             <w:pPr>
+              <w:keepNext/>
               <w:spacing w:before="20" w:after="20"/>
             </w:pPr>
             <w:r>
@@ -2128,6 +2132,7 @@
           </w:tcPr>
           <w:p>
             <w:pPr>
+              <w:keepNext/>
               <w:spacing w:before="20" w:after="20"/>
             </w:pPr>
             <w:r>
@@ -2148,6 +2153,7 @@
           </w:tcPr>
           <w:p>
             <w:pPr>
+              <w:keepNext/>
               <w:spacing w:before="20" w:after="20"/>
             </w:pPr>
             <w:r>
@@ -3173,6 +3179,7 @@
           </w:tcPr>
           <w:p>
             <w:pPr>
+              <w:keepNext/>
               <w:spacing w:before="20" w:after="20"/>
             </w:pPr>
             <w:r>
@@ -3193,6 +3200,7 @@
           </w:tcPr>
           <w:p>
             <w:pPr>
+              <w:keepNext/>
               <w:spacing w:before="20" w:after="20"/>
               <w:jc w:val="right"/>
             </w:pPr>
@@ -3214,6 +3222,7 @@
           </w:tcPr>
           <w:p>
             <w:pPr>
+              <w:keepNext/>
               <w:spacing w:before="20" w:after="20"/>
               <w:jc w:val="right"/>
             </w:pPr>
@@ -3235,6 +3244,7 @@
           </w:tcPr>
           <w:p>
             <w:pPr>
+              <w:keepNext/>
               <w:spacing w:before="20" w:after="20"/>
               <w:jc w:val="right"/>
             </w:pPr>
@@ -3256,6 +3266,7 @@
           </w:tcPr>
           <w:p>
             <w:pPr>
+              <w:keepNext/>
               <w:spacing w:before="20" w:after="20"/>
               <w:jc w:val="right"/>
             </w:pPr>
@@ -3277,6 +3288,7 @@
           </w:tcPr>
           <w:p>
             <w:pPr>
+              <w:keepNext/>
               <w:spacing w:before="20" w:after="20"/>
               <w:jc w:val="right"/>
             </w:pPr>
@@ -3298,6 +3310,7 @@
           </w:tcPr>
           <w:p>
             <w:pPr>
+              <w:keepNext/>
               <w:spacing w:before="20" w:after="20"/>
               <w:jc w:val="right"/>
             </w:pPr>
@@ -4468,6 +4481,7 @@
           </w:tcPr>
           <w:p>
             <w:pPr>
+              <w:keepNext/>
               <w:spacing w:before="20" w:after="20"/>
             </w:pPr>
             <w:r>
@@ -4488,6 +4502,7 @@
           </w:tcPr>
           <w:p>
             <w:pPr>
+              <w:keepNext/>
               <w:spacing w:before="20" w:after="20"/>
             </w:pPr>
             <w:r>
@@ -4508,6 +4523,7 @@
           </w:tcPr>
           <w:p>
             <w:pPr>
+              <w:keepNext/>
               <w:spacing w:before="20" w:after="20"/>
             </w:pPr>
             <w:r>
@@ -4528,6 +4544,7 @@
           </w:tcPr>
           <w:p>
             <w:pPr>
+              <w:keepNext/>
               <w:spacing w:before="20" w:after="20"/>
               <w:jc w:val="right"/>
             </w:pPr>
@@ -4549,6 +4566,7 @@
           </w:tcPr>
           <w:p>
             <w:pPr>
+              <w:keepNext/>
               <w:spacing w:before="20" w:after="20"/>
               <w:jc w:val="right"/>
             </w:pPr>
@@ -4570,6 +4588,7 @@
           </w:tcPr>
           <w:p>
             <w:pPr>
+              <w:keepNext/>
               <w:spacing w:before="20" w:after="20"/>
               <w:jc w:val="right"/>
             </w:pPr>
@@ -4591,6 +4610,7 @@
           </w:tcPr>
           <w:p>
             <w:pPr>
+              <w:keepNext/>
               <w:spacing w:before="20" w:after="20"/>
               <w:jc w:val="right"/>
             </w:pPr>
@@ -4612,6 +4632,7 @@
           </w:tcPr>
           <w:p>
             <w:pPr>
+              <w:keepNext/>
               <w:spacing w:before="20" w:after="20"/>
               <w:jc w:val="right"/>
             </w:pPr>
@@ -5193,6 +5214,7 @@
           </w:tcPr>
           <w:p>
             <w:pPr>
+              <w:keepNext/>
               <w:spacing w:before="20" w:after="20"/>
             </w:pPr>
             <w:r>
@@ -5213,6 +5235,7 @@
           </w:tcPr>
           <w:p>
             <w:pPr>
+              <w:keepNext/>
               <w:spacing w:before="20" w:after="20"/>
               <w:jc w:val="right"/>
             </w:pPr>
@@ -5234,6 +5257,7 @@
           </w:tcPr>
           <w:p>
             <w:pPr>
+              <w:keepNext/>
               <w:spacing w:before="20" w:after="20"/>
               <w:jc w:val="right"/>
             </w:pPr>
@@ -5255,6 +5279,7 @@
           </w:tcPr>
           <w:p>
             <w:pPr>
+              <w:keepNext/>
               <w:spacing w:before="20" w:after="20"/>
               <w:jc w:val="right"/>
             </w:pPr>
@@ -5276,6 +5301,7 @@
           </w:tcPr>
           <w:p>
             <w:pPr>
+              <w:keepNext/>
               <w:spacing w:before="20" w:after="20"/>
               <w:jc w:val="right"/>
             </w:pPr>
@@ -5297,6 +5323,7 @@
           </w:tcPr>
           <w:p>
             <w:pPr>
+              <w:keepNext/>
               <w:spacing w:before="20" w:after="20"/>
               <w:jc w:val="right"/>
             </w:pPr>
@@ -5955,6 +5982,7 @@
           </w:tcPr>
           <w:p>
             <w:pPr>
+              <w:keepNext/>
               <w:spacing w:before="20" w:after="20"/>
             </w:pPr>
             <w:r>
@@ -5975,6 +6003,7 @@
           </w:tcPr>
           <w:p>
             <w:pPr>
+              <w:keepNext/>
               <w:spacing w:before="20" w:after="20"/>
               <w:jc w:val="right"/>
             </w:pPr>
@@ -5996,6 +6025,7 @@
           </w:tcPr>
           <w:p>
             <w:pPr>
+              <w:keepNext/>
               <w:spacing w:before="20" w:after="20"/>
               <w:jc w:val="right"/>
             </w:pPr>
@@ -6017,6 +6047,7 @@
           </w:tcPr>
           <w:p>
             <w:pPr>
+              <w:keepNext/>
               <w:spacing w:before="20" w:after="20"/>
               <w:jc w:val="right"/>
             </w:pPr>
@@ -6038,6 +6069,7 @@
           </w:tcPr>
           <w:p>
             <w:pPr>
+              <w:keepNext/>
               <w:spacing w:before="20" w:after="20"/>
               <w:jc w:val="right"/>
             </w:pPr>
@@ -6059,6 +6091,7 @@
           </w:tcPr>
           <w:p>
             <w:pPr>
+              <w:keepNext/>
               <w:spacing w:before="20" w:after="20"/>
               <w:jc w:val="right"/>
             </w:pPr>
@@ -6080,6 +6113,7 @@
           </w:tcPr>
           <w:p>
             <w:pPr>
+              <w:keepNext/>
               <w:spacing w:before="20" w:after="20"/>
               <w:jc w:val="right"/>
             </w:pPr>
@@ -7076,6 +7110,7 @@
           </w:tcPr>
           <w:p>
             <w:pPr>
+              <w:keepNext/>
               <w:spacing w:before="20" w:after="20"/>
             </w:pPr>
             <w:r>
@@ -7096,6 +7131,7 @@
           </w:tcPr>
           <w:p>
             <w:pPr>
+              <w:keepNext/>
               <w:spacing w:before="20" w:after="20"/>
               <w:jc w:val="right"/>
             </w:pPr>
@@ -7117,6 +7153,7 @@
           </w:tcPr>
           <w:p>
             <w:pPr>
+              <w:keepNext/>
               <w:spacing w:before="20" w:after="20"/>
               <w:jc w:val="right"/>
             </w:pPr>
@@ -7138,6 +7175,7 @@
           </w:tcPr>
           <w:p>
             <w:pPr>
+              <w:keepNext/>
               <w:spacing w:before="20" w:after="20"/>
               <w:jc w:val="right"/>
             </w:pPr>
@@ -27018,6 +27056,7 @@
           </w:tcPr>
           <w:p>
             <w:pPr>
+              <w:keepNext/>
               <w:spacing w:before="20" w:after="20"/>
             </w:pPr>
             <w:r>
@@ -27038,6 +27077,7 @@
           </w:tcPr>
           <w:p>
             <w:pPr>
+              <w:keepNext/>
               <w:spacing w:before="20" w:after="20"/>
             </w:pPr>
             <w:r>
@@ -27058,6 +27098,7 @@
           </w:tcPr>
           <w:p>
             <w:pPr>
+              <w:keepNext/>
               <w:spacing w:before="20" w:after="20"/>
               <w:jc w:val="right"/>
             </w:pPr>
@@ -27079,6 +27120,7 @@
           </w:tcPr>
           <w:p>
             <w:pPr>
+              <w:keepNext/>
               <w:spacing w:before="20" w:after="20"/>
               <w:jc w:val="right"/>
             </w:pPr>
@@ -27100,6 +27142,7 @@
           </w:tcPr>
           <w:p>
             <w:pPr>
+              <w:keepNext/>
               <w:spacing w:before="20" w:after="20"/>
               <w:jc w:val="right"/>
             </w:pPr>
@@ -27121,6 +27164,7 @@
           </w:tcPr>
           <w:p>
             <w:pPr>
+              <w:keepNext/>
               <w:spacing w:before="20" w:after="20"/>
               <w:jc w:val="right"/>
             </w:pPr>
@@ -27142,6 +27186,7 @@
           </w:tcPr>
           <w:p>
             <w:pPr>
+              <w:keepNext/>
               <w:spacing w:before="20" w:after="20"/>
               <w:jc w:val="right"/>
             </w:pPr>
@@ -30465,6 +30510,7 @@
           </w:tcPr>
           <w:p>
             <w:pPr>
+              <w:keepNext/>
               <w:spacing w:before="20" w:after="20"/>
             </w:pPr>
             <w:r>
@@ -30485,6 +30531,7 @@
           </w:tcPr>
           <w:p>
             <w:pPr>
+              <w:keepNext/>
               <w:spacing w:before="20" w:after="20"/>
               <w:jc w:val="right"/>
             </w:pPr>
@@ -30506,6 +30553,7 @@
           </w:tcPr>
           <w:p>
             <w:pPr>
+              <w:keepNext/>
               <w:spacing w:before="20" w:after="20"/>
               <w:jc w:val="right"/>
             </w:pPr>
@@ -30527,6 +30575,7 @@
           </w:tcPr>
           <w:p>
             <w:pPr>
+              <w:keepNext/>
               <w:spacing w:before="20" w:after="20"/>
               <w:jc w:val="right"/>
             </w:pPr>
@@ -30548,6 +30597,7 @@
           </w:tcPr>
           <w:p>
             <w:pPr>
+              <w:keepNext/>
               <w:spacing w:before="20" w:after="20"/>
               <w:jc w:val="right"/>
             </w:pPr>
@@ -30569,6 +30619,7 @@
           </w:tcPr>
           <w:p>
             <w:pPr>
+              <w:keepNext/>
               <w:spacing w:before="20" w:after="20"/>
               <w:jc w:val="right"/>
             </w:pPr>
@@ -31669,6 +31720,7 @@
           </w:tcPr>
           <w:p>
             <w:pPr>
+              <w:keepNext/>
               <w:spacing w:before="20" w:after="20"/>
             </w:pPr>
             <w:r>
@@ -31689,6 +31741,7 @@
           </w:tcPr>
           <w:p>
             <w:pPr>
+              <w:keepNext/>
               <w:spacing w:before="20" w:after="20"/>
               <w:jc w:val="right"/>
             </w:pPr>
@@ -31710,6 +31763,7 @@
           </w:tcPr>
           <w:p>
             <w:pPr>
+              <w:keepNext/>
               <w:spacing w:before="20" w:after="20"/>
               <w:jc w:val="right"/>
             </w:pPr>
@@ -33390,6 +33444,7 @@
           </w:tcPr>
           <w:p>
             <w:pPr>
+              <w:keepNext/>
               <w:spacing w:before="20" w:after="20"/>
             </w:pPr>
             <w:r>
@@ -33410,6 +33465,7 @@
           </w:tcPr>
           <w:p>
             <w:pPr>
+              <w:keepNext/>
               <w:spacing w:before="20" w:after="20"/>
               <w:jc w:val="right"/>
             </w:pPr>
@@ -33431,6 +33487,7 @@
           </w:tcPr>
           <w:p>
             <w:pPr>
+              <w:keepNext/>
               <w:spacing w:before="20" w:after="20"/>
               <w:jc w:val="right"/>
             </w:pPr>

--- a/小野町_引継ぎ_整理済/04_算定・見込量/小野町_第10期_サービス見込量推計結果報告書_20261006.docx
+++ b/小野町_引継ぎ_整理済/04_算定・見込量/小野町_第10期_サービス見込量推計結果報告書_20261006.docx
@@ -8607,6 +8607,7 @@
           </w:tcPr>
           <w:p>
             <w:pPr>
+              <w:keepNext/>
               <w:spacing w:before="20" w:after="20"/>
             </w:pPr>
             <w:r>
@@ -8627,6 +8628,7 @@
           </w:tcPr>
           <w:p>
             <w:pPr>
+              <w:keepNext/>
               <w:spacing w:before="20" w:after="20"/>
               <w:jc w:val="right"/>
             </w:pPr>
@@ -8648,6 +8650,7 @@
           </w:tcPr>
           <w:p>
             <w:pPr>
+              <w:keepNext/>
               <w:spacing w:before="20" w:after="20"/>
               <w:jc w:val="right"/>
             </w:pPr>
@@ -8669,6 +8672,7 @@
           </w:tcPr>
           <w:p>
             <w:pPr>
+              <w:keepNext/>
               <w:spacing w:before="20" w:after="20"/>
               <w:jc w:val="right"/>
             </w:pPr>
@@ -25395,6 +25399,7 @@
           </w:tcPr>
           <w:p>
             <w:pPr>
+              <w:keepNext/>
               <w:spacing w:before="20" w:after="20"/>
             </w:pPr>
             <w:r>
@@ -25415,6 +25420,7 @@
           </w:tcPr>
           <w:p>
             <w:pPr>
+              <w:keepNext/>
               <w:spacing w:before="20" w:after="20"/>
               <w:jc w:val="right"/>
             </w:pPr>
@@ -25436,6 +25442,7 @@
           </w:tcPr>
           <w:p>
             <w:pPr>
+              <w:keepNext/>
               <w:spacing w:before="20" w:after="20"/>
               <w:jc w:val="right"/>
             </w:pPr>
@@ -25457,6 +25464,7 @@
           </w:tcPr>
           <w:p>
             <w:pPr>
+              <w:keepNext/>
               <w:spacing w:before="20" w:after="20"/>
               <w:jc w:val="right"/>
             </w:pPr>
@@ -25478,6 +25486,7 @@
           </w:tcPr>
           <w:p>
             <w:pPr>
+              <w:keepNext/>
               <w:spacing w:before="20" w:after="20"/>
               <w:jc w:val="right"/>
             </w:pPr>
@@ -26377,6 +26386,7 @@
           </w:tcPr>
           <w:p>
             <w:pPr>
+              <w:keepNext/>
               <w:spacing w:before="20" w:after="20"/>
             </w:pPr>
             <w:r>
@@ -26397,6 +26407,7 @@
           </w:tcPr>
           <w:p>
             <w:pPr>
+              <w:keepNext/>
               <w:spacing w:before="20" w:after="20"/>
             </w:pPr>
             <w:r>
@@ -26417,6 +26428,7 @@
           </w:tcPr>
           <w:p>
             <w:pPr>
+              <w:keepNext/>
               <w:spacing w:before="20" w:after="20"/>
               <w:jc w:val="right"/>
             </w:pPr>
@@ -26438,6 +26450,7 @@
           </w:tcPr>
           <w:p>
             <w:pPr>
+              <w:keepNext/>
               <w:spacing w:before="20" w:after="20"/>
               <w:jc w:val="right"/>
             </w:pPr>
@@ -26459,6 +26472,7 @@
           </w:tcPr>
           <w:p>
             <w:pPr>
+              <w:keepNext/>
               <w:spacing w:before="20" w:after="20"/>
               <w:jc w:val="right"/>
             </w:pPr>
@@ -29749,6 +29763,7 @@
           </w:tcPr>
           <w:p>
             <w:pPr>
+              <w:keepNext/>
               <w:spacing w:before="20" w:after="20"/>
             </w:pPr>
             <w:r>
@@ -29769,6 +29784,7 @@
           </w:tcPr>
           <w:p>
             <w:pPr>
+              <w:keepNext/>
               <w:spacing w:before="20" w:after="20"/>
               <w:jc w:val="right"/>
             </w:pPr>
@@ -29790,6 +29806,7 @@
           </w:tcPr>
           <w:p>
             <w:pPr>
+              <w:keepNext/>
               <w:spacing w:before="20" w:after="20"/>
               <w:jc w:val="right"/>
             </w:pPr>
@@ -29811,6 +29828,7 @@
           </w:tcPr>
           <w:p>
             <w:pPr>
+              <w:keepNext/>
               <w:spacing w:before="20" w:after="20"/>
               <w:jc w:val="right"/>
             </w:pPr>
@@ -29832,6 +29850,7 @@
           </w:tcPr>
           <w:p>
             <w:pPr>
+              <w:keepNext/>
               <w:spacing w:before="20" w:after="20"/>
               <w:jc w:val="right"/>
             </w:pPr>
@@ -29853,6 +29872,7 @@
           </w:tcPr>
           <w:p>
             <w:pPr>
+              <w:keepNext/>
               <w:spacing w:before="20" w:after="20"/>
               <w:jc w:val="right"/>
             </w:pPr>
@@ -29874,6 +29894,7 @@
           </w:tcPr>
           <w:p>
             <w:pPr>
+              <w:keepNext/>
               <w:spacing w:before="20" w:after="20"/>
               <w:jc w:val="right"/>
             </w:pPr>
@@ -31328,6 +31349,7 @@
           </w:tcPr>
           <w:p>
             <w:pPr>
+              <w:keepNext/>
               <w:spacing w:before="20" w:after="20"/>
             </w:pPr>
             <w:r>
@@ -31348,6 +31370,7 @@
           </w:tcPr>
           <w:p>
             <w:pPr>
+              <w:keepNext/>
               <w:spacing w:before="20" w:after="20"/>
               <w:jc w:val="right"/>
             </w:pPr>
@@ -31369,6 +31392,7 @@
           </w:tcPr>
           <w:p>
             <w:pPr>
+              <w:keepNext/>
               <w:spacing w:before="20" w:after="20"/>
               <w:jc w:val="right"/>
             </w:pPr>

--- a/小野町_引継ぎ_整理済/04_算定・見込量/小野町_第10期_サービス見込量推計結果報告書_20261006.docx
+++ b/小野町_引継ぎ_整理済/04_算定・見込量/小野町_第10期_サービス見込量推計結果報告書_20261006.docx
@@ -31533,14 +31533,14 @@
         </w:tblCellMar>
       </w:tblPr>
       <w:tblGrid>
-        <w:gridCol w:w="3988"/>
-        <w:gridCol w:w="2760"/>
-        <w:gridCol w:w="3004"/>
+        <w:gridCol w:w="4530"/>
+        <w:gridCol w:w="2506"/>
+        <w:gridCol w:w="2715"/>
       </w:tblGrid>
       <w:tr>
         <w:tc>
           <w:tcPr>
-            <w:tcW w:type="dxa" w:w="3988"/>
+            <w:tcW w:type="dxa" w:w="4530"/>
             <w:shd w:val="clear" w:fill="1F3864"/>
             <w:vAlign w:val="center"/>
           </w:tcPr>
@@ -31563,7 +31563,7 @@
         </w:tc>
         <w:tc>
           <w:tcPr>
-            <w:tcW w:type="dxa" w:w="2760"/>
+            <w:tcW w:type="dxa" w:w="2506"/>
             <w:shd w:val="clear" w:fill="1F3864"/>
             <w:vAlign w:val="center"/>
           </w:tcPr>
@@ -31586,7 +31586,7 @@
         </w:tc>
         <w:tc>
           <w:tcPr>
-            <w:tcW w:type="dxa" w:w="3004"/>
+            <w:tcW w:type="dxa" w:w="2715"/>
             <w:shd w:val="clear" w:fill="1F3864"/>
             <w:vAlign w:val="center"/>
           </w:tcPr>
@@ -31611,7 +31611,7 @@
       <w:tr>
         <w:tc>
           <w:tcPr>
-            <w:tcW w:type="dxa" w:w="3988"/>
+            <w:tcW w:type="dxa" w:w="4530"/>
             <w:vAlign w:val="center"/>
           </w:tcPr>
           <w:p>
@@ -31631,7 +31631,7 @@
         </w:tc>
         <w:tc>
           <w:tcPr>
-            <w:tcW w:type="dxa" w:w="2760"/>
+            <w:tcW w:type="dxa" w:w="2506"/>
             <w:vAlign w:val="center"/>
           </w:tcPr>
           <w:p>
@@ -31652,7 +31652,7 @@
         </w:tc>
         <w:tc>
           <w:tcPr>
-            <w:tcW w:type="dxa" w:w="3004"/>
+            <w:tcW w:type="dxa" w:w="2715"/>
             <w:vAlign w:val="center"/>
           </w:tcPr>
           <w:p>
@@ -31675,63 +31675,63 @@
       <w:tr>
         <w:tc>
           <w:tcPr>
-            <w:tcW w:type="dxa" w:w="3988"/>
-            <w:vAlign w:val="center"/>
-          </w:tcPr>
-          <w:p>
-            <w:pPr>
-              <w:spacing w:before="20" w:after="20"/>
-            </w:pPr>
-            <w:r>
-              <w:rPr>
-                <w:rFonts w:ascii="游ゴシック" w:hAnsi="游ゴシック" w:eastAsia="游ゴシック"/>
-                <w:b w:val="0"/>
-                <w:i w:val="0"/>
-                <w:sz w:val="17"/>
-              </w:rPr>
-              <w:t>準備基金12,000千円を全額取り崩す場合</w:t>
-            </w:r>
-          </w:p>
-        </w:tc>
-        <w:tc>
-          <w:tcPr>
-            <w:tcW w:type="dxa" w:w="2760"/>
-            <w:vAlign w:val="center"/>
-          </w:tcPr>
-          <w:p>
-            <w:pPr>
-              <w:spacing w:before="20" w:after="20"/>
-              <w:jc w:val="right"/>
-            </w:pPr>
-            <w:r>
-              <w:rPr>
-                <w:rFonts w:ascii="游ゴシック" w:hAnsi="游ゴシック" w:eastAsia="游ゴシック"/>
-                <w:b w:val="0"/>
-                <w:i w:val="0"/>
-                <w:sz w:val="17"/>
-              </w:rPr>
-              <w:t>5,950円</w:t>
-            </w:r>
-          </w:p>
-        </w:tc>
-        <w:tc>
-          <w:tcPr>
-            <w:tcW w:type="dxa" w:w="3004"/>
-            <w:vAlign w:val="center"/>
-          </w:tcPr>
-          <w:p>
-            <w:pPr>
-              <w:spacing w:before="20" w:after="20"/>
-              <w:jc w:val="right"/>
-            </w:pPr>
-            <w:r>
-              <w:rPr>
-                <w:rFonts w:ascii="游ゴシック" w:hAnsi="游ゴシック" w:eastAsia="游ゴシック"/>
-                <w:b w:val="0"/>
-                <w:i w:val="0"/>
-                <w:sz w:val="17"/>
-              </w:rPr>
-              <w:t>-650円</w:t>
+            <w:tcW w:type="dxa" w:w="4530"/>
+            <w:vAlign w:val="center"/>
+          </w:tcPr>
+          <w:p>
+            <w:pPr>
+              <w:spacing w:before="20" w:after="20"/>
+            </w:pPr>
+            <w:r>
+              <w:rPr>
+                <w:rFonts w:ascii="游ゴシック" w:hAnsi="游ゴシック" w:eastAsia="游ゴシック"/>
+                <w:b w:val="0"/>
+                <w:i w:val="0"/>
+                <w:sz w:val="17"/>
+              </w:rPr>
+              <w:t>準備基金105,000千円（令和8年度末見込の半分）を取り崩す場合</w:t>
+            </w:r>
+          </w:p>
+        </w:tc>
+        <w:tc>
+          <w:tcPr>
+            <w:tcW w:type="dxa" w:w="2506"/>
+            <w:vAlign w:val="center"/>
+          </w:tcPr>
+          <w:p>
+            <w:pPr>
+              <w:spacing w:before="20" w:after="20"/>
+              <w:jc w:val="right"/>
+            </w:pPr>
+            <w:r>
+              <w:rPr>
+                <w:rFonts w:ascii="游ゴシック" w:hAnsi="游ゴシック" w:eastAsia="游ゴシック"/>
+                <w:b w:val="0"/>
+                <w:i w:val="0"/>
+                <w:sz w:val="17"/>
+              </w:rPr>
+              <w:t>5,188円</w:t>
+            </w:r>
+          </w:p>
+        </w:tc>
+        <w:tc>
+          <w:tcPr>
+            <w:tcW w:type="dxa" w:w="2715"/>
+            <w:vAlign w:val="center"/>
+          </w:tcPr>
+          <w:p>
+            <w:pPr>
+              <w:spacing w:before="20" w:after="20"/>
+              <w:jc w:val="right"/>
+            </w:pPr>
+            <w:r>
+              <w:rPr>
+                <w:rFonts w:ascii="游ゴシック" w:hAnsi="游ゴシック" w:eastAsia="游ゴシック"/>
+                <w:b w:val="0"/>
+                <w:i w:val="0"/>
+                <w:sz w:val="17"/>
+              </w:rPr>
+              <w:t>-1,412円</w:t>
             </w:r>
           </w:p>
         </w:tc>
@@ -31739,66 +31739,63 @@
       <w:tr>
         <w:tc>
           <w:tcPr>
-            <w:tcW w:type="dxa" w:w="3988"/>
-            <w:vAlign w:val="center"/>
-          </w:tcPr>
-          <w:p>
-            <w:pPr>
-              <w:keepNext/>
-              <w:spacing w:before="20" w:after="20"/>
-            </w:pPr>
-            <w:r>
-              <w:rPr>
-                <w:rFonts w:ascii="游ゴシック" w:hAnsi="游ゴシック" w:eastAsia="游ゴシック"/>
-                <w:b w:val="0"/>
-                <w:i w:val="0"/>
-                <w:sz w:val="17"/>
-              </w:rPr>
-              <w:t>第9期と同じ35,000千円を取り崩す場合</w:t>
-            </w:r>
-          </w:p>
-        </w:tc>
-        <w:tc>
-          <w:tcPr>
-            <w:tcW w:type="dxa" w:w="2760"/>
-            <w:vAlign w:val="center"/>
-          </w:tcPr>
-          <w:p>
-            <w:pPr>
-              <w:keepNext/>
-              <w:spacing w:before="20" w:after="20"/>
-              <w:jc w:val="right"/>
-            </w:pPr>
-            <w:r>
-              <w:rPr>
-                <w:rFonts w:ascii="游ゴシック" w:hAnsi="游ゴシック" w:eastAsia="游ゴシック"/>
-                <w:b w:val="0"/>
-                <w:i w:val="0"/>
-                <w:sz w:val="17"/>
-              </w:rPr>
-              <w:t>5,761円</w:t>
-            </w:r>
-          </w:p>
-        </w:tc>
-        <w:tc>
-          <w:tcPr>
-            <w:tcW w:type="dxa" w:w="3004"/>
-            <w:vAlign w:val="center"/>
-          </w:tcPr>
-          <w:p>
-            <w:pPr>
-              <w:keepNext/>
-              <w:spacing w:before="20" w:after="20"/>
-              <w:jc w:val="right"/>
-            </w:pPr>
-            <w:r>
-              <w:rPr>
-                <w:rFonts w:ascii="游ゴシック" w:hAnsi="游ゴシック" w:eastAsia="游ゴシック"/>
-                <w:b w:val="0"/>
-                <w:i w:val="0"/>
-                <w:sz w:val="17"/>
-              </w:rPr>
-              <w:t>-839円</w:t>
+            <w:tcW w:type="dxa" w:w="4530"/>
+            <w:vAlign w:val="center"/>
+          </w:tcPr>
+          <w:p>
+            <w:pPr>
+              <w:spacing w:before="20" w:after="20"/>
+            </w:pPr>
+            <w:r>
+              <w:rPr>
+                <w:rFonts w:ascii="游ゴシック" w:hAnsi="游ゴシック" w:eastAsia="游ゴシック"/>
+                <w:b w:val="0"/>
+                <w:i w:val="0"/>
+                <w:sz w:val="17"/>
+              </w:rPr>
+              <w:t>準備基金210,000千円（令和8年度末見込）を全額取り崩す場合</w:t>
+            </w:r>
+          </w:p>
+        </w:tc>
+        <w:tc>
+          <w:tcPr>
+            <w:tcW w:type="dxa" w:w="2506"/>
+            <w:vAlign w:val="center"/>
+          </w:tcPr>
+          <w:p>
+            <w:pPr>
+              <w:spacing w:before="20" w:after="20"/>
+              <w:jc w:val="right"/>
+            </w:pPr>
+            <w:r>
+              <w:rPr>
+                <w:rFonts w:ascii="游ゴシック" w:hAnsi="游ゴシック" w:eastAsia="游ゴシック"/>
+                <w:b w:val="0"/>
+                <w:i w:val="0"/>
+                <w:sz w:val="17"/>
+              </w:rPr>
+              <w:t>4,328円</w:t>
+            </w:r>
+          </w:p>
+        </w:tc>
+        <w:tc>
+          <w:tcPr>
+            <w:tcW w:type="dxa" w:w="2715"/>
+            <w:vAlign w:val="center"/>
+          </w:tcPr>
+          <w:p>
+            <w:pPr>
+              <w:spacing w:before="20" w:after="20"/>
+              <w:jc w:val="right"/>
+            </w:pPr>
+            <w:r>
+              <w:rPr>
+                <w:rFonts w:ascii="游ゴシック" w:hAnsi="游ゴシック" w:eastAsia="游ゴシック"/>
+                <w:b w:val="0"/>
+                <w:i w:val="0"/>
+                <w:sz w:val="17"/>
+              </w:rPr>
+              <w:t>-2,272円</w:t>
             </w:r>
           </w:p>
         </w:tc>
@@ -31806,7 +31803,74 @@
       <w:tr>
         <w:tc>
           <w:tcPr>
-            <w:tcW w:type="dxa" w:w="3988"/>
+            <w:tcW w:type="dxa" w:w="4530"/>
+            <w:vAlign w:val="center"/>
+          </w:tcPr>
+          <w:p>
+            <w:pPr>
+              <w:keepNext/>
+              <w:spacing w:before="20" w:after="20"/>
+            </w:pPr>
+            <w:r>
+              <w:rPr>
+                <w:rFonts w:ascii="游ゴシック" w:hAnsi="游ゴシック" w:eastAsia="游ゴシック"/>
+                <w:b w:val="0"/>
+                <w:i w:val="0"/>
+                <w:sz w:val="17"/>
+              </w:rPr>
+              <w:t>第9期と同じ35,000千円を取り崩す場合</w:t>
+            </w:r>
+          </w:p>
+        </w:tc>
+        <w:tc>
+          <w:tcPr>
+            <w:tcW w:type="dxa" w:w="2506"/>
+            <w:vAlign w:val="center"/>
+          </w:tcPr>
+          <w:p>
+            <w:pPr>
+              <w:keepNext/>
+              <w:spacing w:before="20" w:after="20"/>
+              <w:jc w:val="right"/>
+            </w:pPr>
+            <w:r>
+              <w:rPr>
+                <w:rFonts w:ascii="游ゴシック" w:hAnsi="游ゴシック" w:eastAsia="游ゴシック"/>
+                <w:b w:val="0"/>
+                <w:i w:val="0"/>
+                <w:sz w:val="17"/>
+              </w:rPr>
+              <w:t>5,761円</w:t>
+            </w:r>
+          </w:p>
+        </w:tc>
+        <w:tc>
+          <w:tcPr>
+            <w:tcW w:type="dxa" w:w="2715"/>
+            <w:vAlign w:val="center"/>
+          </w:tcPr>
+          <w:p>
+            <w:pPr>
+              <w:keepNext/>
+              <w:spacing w:before="20" w:after="20"/>
+              <w:jc w:val="right"/>
+            </w:pPr>
+            <w:r>
+              <w:rPr>
+                <w:rFonts w:ascii="游ゴシック" w:hAnsi="游ゴシック" w:eastAsia="游ゴシック"/>
+                <w:b w:val="0"/>
+                <w:i w:val="0"/>
+                <w:sz w:val="17"/>
+              </w:rPr>
+              <w:t>-839円</w:t>
+            </w:r>
+          </w:p>
+        </w:tc>
+      </w:tr>
+      <w:tr>
+        <w:tc>
+          <w:tcPr>
+            <w:tcW w:type="dxa" w:w="4530"/>
             <w:vAlign w:val="center"/>
           </w:tcPr>
           <w:p>
@@ -31826,7 +31890,7 @@
         </w:tc>
         <w:tc>
           <w:tcPr>
-            <w:tcW w:type="dxa" w:w="2760"/>
+            <w:tcW w:type="dxa" w:w="2506"/>
             <w:vAlign w:val="center"/>
           </w:tcPr>
           <w:p>
@@ -31847,7 +31911,7 @@
         </w:tc>
         <w:tc>
           <w:tcPr>
-            <w:tcW w:type="dxa" w:w="3004"/>
+            <w:tcW w:type="dxa" w:w="2715"/>
             <w:vAlign w:val="center"/>
           </w:tcPr>
           <w:p>
@@ -32637,7 +32701,7 @@
                 <w:i w:val="0"/>
                 <w:sz w:val="17"/>
               </w:rPr>
-              <w:t>12,000千円で月額-98円、35,000千円で月額-287円</w:t>
+              <w:t>105,000千円で月額-860円、35,000千円で月額-287円</w:t>
             </w:r>
           </w:p>
         </w:tc>
@@ -33710,7 +33774,7 @@
           <w:i w:val="0"/>
           <w:sz w:val="21"/>
         </w:rPr>
-        <w:t>ほかはすべて保険料の側で動きます。介護給付費準備基金の残高は、年報 様式4 で令和4年度末120,000千円・令和5年度末12,000千円・令和6年度末12,000千円となっている一方、繰入金（取崩し）は令和3〜6年度とも0円で、系列に矛盾があります。</w:t>
+        <w:t>ほかはすべて保険料の側で動きます。介護給付費準備基金の残高は、町の財務書類で令和5年度末120,000千円です。以後の積立と令和8年度予算の積立を足すと、</w:t>
       </w:r>
       <w:r>
         <w:rPr>
@@ -33719,7 +33783,7 @@
           <w:i w:val="0"/>
           <w:sz w:val="21"/>
         </w:rPr>
-        <w:t>正しい残高が分からないため取崩を見込んでいません。</w:t>
+        <w:t>令和8年度末は210,000千円の見込みです。</w:t>
       </w:r>
       <w:r>
         <w:rPr>
@@ -33728,7 +33792,7 @@
           <w:i w:val="0"/>
           <w:sz w:val="21"/>
         </w:rPr>
-        <w:t>基金運用状況調書でご確認ください。</w:t>
+        <w:t>取崩額は町と協議会で決める事項のため、標準ケースでは取崩を見込んでいません。年報 様式4 の保有額は財務書類と合わないため、算定には用いていません。</w:t>
       </w:r>
     </w:p>
     <w:p>
